--- a/episodes/The_Dark_Rise_Episode_29.docx
+++ b/episodes/The_Dark_Rise_Episode_29.docx
@@ -286,7 +286,7 @@
           <w:sz w:val="24"/>
           <w:szCs w:val="24"/>
         </w:rPr>
-        <w:t xml:space="preserve">Beneath the ak-pu roots, the entity tasted a new thread moving through Idoro's fear that afternoon, unfamiliar enough that it took a long moment to place what made the flavor of it different from everything the village had produced before.</w:t>
+        <w:t xml:space="preserve">Beneath the iroko roots, the entity tasted a new thread moving through Idoro's fear that afternoon, unfamiliar enough that it took a long moment to place what made the flavor of it different from everything the village had produced before.</w:t>
       </w:r>
     </w:p>
     <w:p>

--- a/episodes/The_Dark_Rise_Episode_29.docx
+++ b/episodes/The_Dark_Rise_Episode_29.docx
@@ -126,20 +126,7 @@
     </w:p>
     <w:p>
       <w:pPr>
-        <w:spacing w:after="0" w:line="360"/>
-      </w:pPr>
-      <w:r>
-        <w:rPr>
-          <w:rFonts w:ascii="Georgia" w:hAnsi="Georgia" w:cs="Georgia"/>
-          <w:sz w:val="24"/>
-          <w:szCs w:val="24"/>
-        </w:rPr>
-        <w:t xml:space="preserve"/>
-      </w:r>
-    </w:p>
-    <w:p>
-      <w:pPr>
-        <w:spacing w:after="60" w:line="360"/>
+        <w:spacing w:after="60" w:line="360" w:before="480"/>
         <w:ind w:firstLine="360"/>
       </w:pPr>
       <w:r>
@@ -223,20 +210,7 @@
     </w:p>
     <w:p>
       <w:pPr>
-        <w:spacing w:after="0" w:line="360"/>
-      </w:pPr>
-      <w:r>
-        <w:rPr>
-          <w:rFonts w:ascii="Georgia" w:hAnsi="Georgia" w:cs="Georgia"/>
-          <w:sz w:val="24"/>
-          <w:szCs w:val="24"/>
-        </w:rPr>
-        <w:t xml:space="preserve"/>
-      </w:r>
-    </w:p>
-    <w:p>
-      <w:pPr>
-        <w:spacing w:after="60" w:line="360"/>
+        <w:spacing w:after="60" w:line="360" w:before="480"/>
         <w:ind w:firstLine="360"/>
       </w:pPr>
       <w:r>
@@ -264,20 +238,7 @@
     </w:p>
     <w:p>
       <w:pPr>
-        <w:spacing w:after="0" w:line="360"/>
-      </w:pPr>
-      <w:r>
-        <w:rPr>
-          <w:rFonts w:ascii="Georgia" w:hAnsi="Georgia" w:cs="Georgia"/>
-          <w:sz w:val="24"/>
-          <w:szCs w:val="24"/>
-        </w:rPr>
-        <w:t xml:space="preserve"/>
-      </w:r>
-    </w:p>
-    <w:p>
-      <w:pPr>
-        <w:spacing w:after="60" w:line="360"/>
+        <w:spacing w:after="60" w:line="360" w:before="480"/>
         <w:ind w:firstLine="360"/>
       </w:pPr>
       <w:r>
@@ -333,20 +294,7 @@
     </w:p>
     <w:p>
       <w:pPr>
-        <w:spacing w:after="0" w:line="360"/>
-      </w:pPr>
-      <w:r>
-        <w:rPr>
-          <w:rFonts w:ascii="Georgia" w:hAnsi="Georgia" w:cs="Georgia"/>
-          <w:sz w:val="24"/>
-          <w:szCs w:val="24"/>
-        </w:rPr>
-        <w:t xml:space="preserve"/>
-      </w:r>
-    </w:p>
-    <w:p>
-      <w:pPr>
-        <w:spacing w:after="60" w:line="360"/>
+        <w:spacing w:after="60" w:line="360" w:before="480"/>
         <w:ind w:firstLine="360"/>
       </w:pPr>
       <w:r>
@@ -360,15 +308,16 @@
     </w:p>
     <w:p>
       <w:pPr>
-        <w:spacing w:after="0" w:line="360"/>
-      </w:pPr>
-      <w:r>
-        <w:rPr>
-          <w:rFonts w:ascii="Georgia" w:hAnsi="Georgia" w:cs="Georgia"/>
-          <w:sz w:val="24"/>
-          <w:szCs w:val="24"/>
-        </w:rPr>
-        <w:t xml:space="preserve"/>
+        <w:spacing w:after="60" w:line="360" w:before="480"/>
+        <w:ind w:firstLine="360"/>
+      </w:pPr>
+      <w:r>
+        <w:rPr>
+          <w:rFonts w:ascii="Georgia" w:hAnsi="Georgia" w:cs="Georgia"/>
+          <w:sz w:val="24"/>
+          <w:szCs w:val="24"/>
+        </w:rPr>
+        <w:t xml:space="preserve">The ledger voice marked the new flavor of fear, curious and cold.</w:t>
       </w:r>
     </w:p>
     <w:p>
@@ -384,25 +333,12 @@
           <w:bCs/>
           <w:caps/>
         </w:rPr>
-        <w:t xml:space="preserve">NEW FEAR VARIANT DETECTED: MEASURED, INVESTIGATIVE. SOURCE UNIDENTIFIED. MONITORING.</w:t>
-      </w:r>
-    </w:p>
-    <w:p>
-      <w:pPr>
-        <w:spacing w:after="0" w:line="360"/>
-      </w:pPr>
-      <w:r>
-        <w:rPr>
-          <w:rFonts w:ascii="Georgia" w:hAnsi="Georgia" w:cs="Georgia"/>
-          <w:sz w:val="24"/>
-          <w:szCs w:val="24"/>
-        </w:rPr>
-        <w:t xml:space="preserve"/>
-      </w:r>
-    </w:p>
-    <w:p>
-      <w:pPr>
-        <w:spacing w:after="60" w:line="360"/>
+        <w:t xml:space="preserve">New fear variant detected: measured, investigative. Source unidentified. Monitoring.</w:t>
+      </w:r>
+    </w:p>
+    <w:p>
+      <w:pPr>
+        <w:spacing w:after="60" w:line="360" w:before="480"/>
         <w:ind w:firstLine="360"/>
       </w:pPr>
       <w:r>
@@ -472,20 +408,7 @@
     </w:p>
     <w:p>
       <w:pPr>
-        <w:spacing w:after="0" w:line="360"/>
-      </w:pPr>
-      <w:r>
-        <w:rPr>
-          <w:rFonts w:ascii="Georgia" w:hAnsi="Georgia" w:cs="Georgia"/>
-          <w:sz w:val="24"/>
-          <w:szCs w:val="24"/>
-        </w:rPr>
-        <w:t xml:space="preserve"/>
-      </w:r>
-    </w:p>
-    <w:p>
-      <w:pPr>
-        <w:spacing w:after="60" w:line="360"/>
+        <w:spacing w:after="60" w:line="360" w:before="480"/>
         <w:ind w:firstLine="360"/>
       </w:pPr>
       <w:r>
@@ -513,20 +436,7 @@
     </w:p>
     <w:p>
       <w:pPr>
-        <w:spacing w:after="0" w:line="360"/>
-      </w:pPr>
-      <w:r>
-        <w:rPr>
-          <w:rFonts w:ascii="Georgia" w:hAnsi="Georgia" w:cs="Georgia"/>
-          <w:sz w:val="24"/>
-          <w:szCs w:val="24"/>
-        </w:rPr>
-        <w:t xml:space="preserve"/>
-      </w:r>
-    </w:p>
-    <w:p>
-      <w:pPr>
-        <w:spacing w:after="60" w:line="360"/>
+        <w:spacing w:after="60" w:line="360" w:before="480"/>
         <w:ind w:firstLine="360"/>
       </w:pPr>
       <w:r>
@@ -606,19 +516,6 @@
           <w:szCs w:val="24"/>
         </w:rPr>
         <w:t xml:space="preserve">"Tomorrow," she said. "At first light. I will not walk that path in the dark for anyone, captain or not."</w:t>
-      </w:r>
-    </w:p>
-    <w:p>
-      <w:pPr>
-        <w:spacing w:after="0" w:line="360"/>
-      </w:pPr>
-      <w:r>
-        <w:rPr>
-          <w:rFonts w:ascii="Georgia" w:hAnsi="Georgia" w:cs="Georgia"/>
-          <w:sz w:val="24"/>
-          <w:szCs w:val="24"/>
-        </w:rPr>
-        <w:t xml:space="preserve"/>
       </w:r>
     </w:p>
     <w:sectPr>
